--- a/docs/Pt_理论模型_v7.0.docx
+++ b/docs/Pt_理论模型_v7.0.docx
@@ -56,32 +56,6 @@
         <w:t xml:space="preserve">a468063）</w:t>
       </w:r>
     </w:p>
-    <w:sdt>
-      <w:sdtPr>
-        <w:docPartObj>
-          <w:docPartGallery w:val="Table of Contents"/>
-          <w:docPartUnique/>
-        </w:docPartObj>
-      </w:sdtPr>
-      <w:sdtContent>
-        <w:p>
-          <w:pPr>
-            <w:pStyle w:val="TOCHeading"/>
-          </w:pPr>
-          <w:r>
-            <w:t xml:space="preserve">目录</w:t>
-          </w:r>
-        </w:p>
-        <w:p>
-          <w:r>
-            <w:fldChar w:fldCharType="begin" w:dirty="true"/>
-            <w:instrText xml:space="preserve">TOC \o "1-3" \h \z \u</w:instrText>
-            <w:fldChar w:fldCharType="separate"/>
-            <w:fldChar w:fldCharType="end"/>
-          </w:r>
-        </w:p>
-      </w:sdtContent>
-    </w:sdt>
     <w:p>
       <w:pPr>
         <w:pStyle w:val="FirstParagraph"/>
@@ -2245,7 +2219,7 @@
               <w:jc w:val="left"/>
             </w:pPr>
             <w:r>
-              <w:t xml:space="preserve">电阻率：鉑金電氣計算.xlsx 的二次拟合（0–1500 °C）；导热系数：Touloukian/TPRC 与 Kaye &amp; Laby 的推荐值一支，0–700 °C 与 Kaye &amp; Laby 一致到 2.5 %，700 °C 以上为推荐值外推、无本项目实测，带宽 ±8 %；比热：Kaye &amp; Laby 纯铂行 0/100/300/500 °C = 132/135/141/146 J/(kg·K) 的四点最小二乘，500 °C 以上为外推；密度 21450 kg/m³。求解链的电阻率、导热系数、比热一律按纯铂算，不随牌号变；按牌号取的只有持久强度与热膨胀</w:t>
+              <w:t xml:space="preserve">电阻率：鉑金電氣計算.xlsx 的二次拟合（0–1500 °C）；导热系数：Touloukian/TPRC 与 Kaye &amp; Laby 的推荐值一支，0–700 °C 与 Kaye &amp; Laby 一致到 2.5 %，700 °C 以上为推荐值外推、无本项目实测，带宽 ±8 %；比热：Kaye &amp; Laby 纯铂行 0/100/300/500 °C = 132/135/141/146 J/(kg·K) 的四点最小二乘，500 °C 以上为外推；密度 21450 kg/m³。以上三式是默认牌号 Pt 的取法。选了电阻率与热导率／比热两类数据都自有的牌号（可选的三个：Pt-Rh/90-10、Tanaka-ZGS-Pt、Tanaka-ZGS-PtRh10）时，电阻率、导热系数、比热按该牌号的数据表取；密度仍按纯铂；持久强度与热膨胀一直按牌号（第 4.9 节）</w:t>
             </w:r>
             <w:r>
               <w:t xml:space="preserve"> </w:t>
@@ -2769,7 +2743,7 @@
         <w:t xml:space="preserve"> </w:t>
       </w:r>
       <w:r>
-        <w:t xml:space="preserve">在求解链里只有一支：纯铂随温度的二次拟合，出处是鉑金電氣計算.xlsx，拟合区间 0～1500 °C。</w:t>
+        <w:t xml:space="preserve">按所选牌号取，进求解链只有一个取值口（第 4.9 节）。默认牌号 Pt 走纯铂随温度的二次拟合，出处是鉑金電氣計算.xlsx，拟合区间 0～1500 °C。</w:t>
       </w:r>
       <w:r>
         <w:t xml:space="preserve"> </w:t>
@@ -2909,7 +2883,7 @@
               <w:jc w:val="left"/>
             </w:pPr>
             <w:r>
-              <w:t xml:space="preserve">铂电阻率，随温度上升；求解链一律按纯铂二次拟合（第 4.9 节）</w:t>
+              <w:t xml:space="preserve">铂电阻率，随温度上升；按所选牌号取，默认纯铂二次拟合（第 4.9 节）</w:t>
             </w:r>
           </w:p>
         </w:tc>
@@ -6863,7 +6837,7 @@
               <w:jc w:val="left"/>
             </w:pPr>
             <w:r>
-              <w:t xml:space="preserve">铂导热系数，纯铂式：71.6（0 °C）→ 83.8（1150 °C）→ 85.4（1300 °C）；700 °C 以上为推荐值外推，带宽 ±8 %（1150 °C 处 77.1～90.5）</w:t>
+              <w:t xml:space="preserve">铂导热系数，按所选牌号取（第 4.9 节）；默认纯铂式：71.6（0 °C）→ 83.8（1150 °C）→ 85.4（1300 °C）；700 °C 以上为推荐值外推，带宽 ±8 %（1150 °C 处 77.1～90.5）</w:t>
             </w:r>
           </w:p>
         </w:tc>
@@ -6956,7 +6930,7 @@
               <w:jc w:val="left"/>
             </w:pPr>
             <w:r>
-              <w:t xml:space="preserve">铂电阻率（纯铂二次拟合）</w:t>
+              <w:t xml:space="preserve">铂电阻率（按所选牌号，默认纯铂二次拟合）</w:t>
             </w:r>
           </w:p>
         </w:tc>
@@ -10269,7 +10243,7 @@
               <w:jc w:val="left"/>
             </w:pPr>
             <w:r>
-              <w:t xml:space="preserve">铂导热系数、电阻率（纯铂）</w:t>
+              <w:t xml:space="preserve">铂导热系数、电阻率（按所选牌号，默认纯铂）</w:t>
             </w:r>
           </w:p>
         </w:tc>
@@ -13182,31 +13156,31 @@
               <w:jc w:val="left"/>
             </w:pPr>
             <w:r>
-              <w:t xml:space="preserve">电阻率 ρ(T)</w:t>
-            </w:r>
-          </w:p>
-        </w:tc>
-        <w:tc>
-          <w:tcPr/>
-          <w:p>
-            <w:pPr>
-              <w:pStyle w:val="Compact"/>
-              <w:jc w:val="left"/>
-            </w:pPr>
-            <w:r>
-              <w:t xml:space="preserve">段解焦耳热、法兰壳电流场、板件二维电流、局部热稳定</w:t>
-            </w:r>
-          </w:p>
-        </w:tc>
-        <w:tc>
-          <w:tcPr/>
-          <w:p>
-            <w:pPr>
-              <w:pStyle w:val="Compact"/>
-              <w:jc w:val="left"/>
-            </w:pPr>
-            <w:r>
-              <w:t xml:space="preserve">纯铂（二次拟合，0～1500 °C）</w:t>
+              <w:t xml:space="preserve">电阻率 ρ(T)、dρ/dT、电阻温度系数</w:t>
+            </w:r>
+          </w:p>
+        </w:tc>
+        <w:tc>
+          <w:tcPr/>
+          <w:p>
+            <w:pPr>
+              <w:pStyle w:val="Compact"/>
+              <w:jc w:val="left"/>
+            </w:pPr>
+            <w:r>
+              <w:t xml:space="preserve">段解焦耳热、法兰壳电流场、板件二维电流、局部热稳定、设计电流闭式、升温两节点</w:t>
+            </w:r>
+          </w:p>
+        </w:tc>
+        <w:tc>
+          <w:tcPr/>
+          <w:p>
+            <w:pPr>
+              <w:pStyle w:val="Compact"/>
+              <w:jc w:val="left"/>
+            </w:pPr>
+            <w:r>
+              <w:t xml:space="preserve">按牌号（默认 Pt：二次拟合，0～1500 °C）</w:t>
             </w:r>
           </w:p>
         </w:tc>
@@ -13232,19 +13206,19 @@
               <w:jc w:val="left"/>
             </w:pPr>
             <w:r>
-              <w:t xml:space="preserve">段解轴向导热、法兰壳热解、板件二维热、升温两节点</w:t>
-            </w:r>
-          </w:p>
-        </w:tc>
-        <w:tc>
-          <w:tcPr/>
-          <w:p>
-            <w:pPr>
-              <w:pStyle w:val="Compact"/>
-              <w:jc w:val="left"/>
-            </w:pPr>
-            <w:r>
-              <w:t xml:space="preserve">纯铂（700 °C 以上为推荐值外推，±8 %）</w:t>
+              <w:t xml:space="preserve">段解轴向导热、法兰壳热解、板件二维热、升温两节点、局部热稳定</w:t>
+            </w:r>
+          </w:p>
+        </w:tc>
+        <w:tc>
+          <w:tcPr/>
+          <w:p>
+            <w:pPr>
+              <w:pStyle w:val="Compact"/>
+              <w:jc w:val="left"/>
+            </w:pPr>
+            <w:r>
+              <w:t xml:space="preserve">按牌号（默认 Pt：700 °C 以上为推荐值外推，±8 %；Pt-Rh/90-10 数据点 100～1400 °C，区间外取端点值）</w:t>
             </w:r>
           </w:p>
         </w:tc>
@@ -13270,19 +13244,19 @@
               <w:jc w:val="left"/>
             </w:pPr>
             <w:r>
-              <w:t xml:space="preserve">设计电流的热容项、升温求解</w:t>
-            </w:r>
-          </w:p>
-        </w:tc>
-        <w:tc>
-          <w:tcPr/>
-          <w:p>
-            <w:pPr>
-              <w:pStyle w:val="Compact"/>
-              <w:jc w:val="left"/>
-            </w:pPr>
-            <w:r>
-              <w:t xml:space="preserve">纯铂（Kaye &amp; Laby 四点拟合，500 °C 以上外推）</w:t>
+              <w:t xml:space="preserve">设计电流的热容项、升温求解、段解时间常数</w:t>
+            </w:r>
+          </w:p>
+        </w:tc>
+        <w:tc>
+          <w:tcPr/>
+          <w:p>
+            <w:pPr>
+              <w:pStyle w:val="Compact"/>
+              <w:jc w:val="left"/>
+            </w:pPr>
+            <w:r>
+              <w:t xml:space="preserve">按牌号（默认 Pt：Kaye &amp; Laby 四点拟合，500 °C 以上外推；热容 = 纯铂密度 × 所选牌号比热）</w:t>
             </w:r>
           </w:p>
         </w:tc>
@@ -13483,7 +13457,7 @@
         <w:pStyle w:val="BodyText"/>
       </w:pPr>
       <w:r>
-        <w:t xml:space="preserve">换句话说：在界面上把牌号改成 Pt-Rh/90-10，强度与伸长那两路会变，电、热那一路一位都不动。参数表的牌号说明已照此写明。</w:t>
+        <w:t xml:space="preserve">按牌号取电、热物性的只有电阻率与热导率／比热两类数据都自有的牌号（可选的三个：Pt-Rh/90-10、Tanaka-ZGS-Pt、Tanaka-ZGS-PtRh10）。其余牌号的电阻率、电阻温度系数、热导率、比热五项一起退回纯铂，不混用，结果说明末尾写明缺哪几类数据。选了非纯铂牌号时，结果说明末尾还写出各曲线的数据点区间与本算例温度越出区间之处（区间外取端点值，不外推）。仍按纯铂的：密度、熔点、电阻率拟合上界 1500 °C、热稳定的 1400 °C 护栏、焊接屈曲下界用的常数。参数表的牌号说明已照此写明。</w:t>
       </w:r>
     </w:p>
     <w:p>
@@ -13491,7 +13465,7 @@
         <w:pStyle w:val="BodyText"/>
       </w:pPr>
       <w:r>
-        <w:t xml:space="preserve">纯铂两支（求解链写死的那一支与按牌号的那一支）在 1150 °C 逐位相同，所以对纯铂接不接线没有差。差全在非纯铂牌号上：Pt-Rh/90-10 对纯铂，电阻率最大 +84.91 %（20 °C；1150 °C 处 +2.80 %），热导率最大 −40.82 %（20 °C；1150 °C 处 −17.29 %），比热最大 −6.07 %（600 °C）。</w:t>
+        <w:t xml:space="preserve">默认牌号 Pt 调的就是纯铂原式、运算次序不变，接线前后六个整线算例的全量转储逐行相同（只差一处计时）。差全在非纯铂牌号上：Pt-Rh/90-10 对纯铂，电阻率最大 +84.91 %（20 °C；1150 °C 处 +2.80 %），热导率最大 −40.82 %（20 °C；1150 °C 处 −17.29 %），比热最大 −6.07 %（600 °C）。</w:t>
       </w:r>
       <w:r>
         <w:t xml:space="preserve"> </w:t>
@@ -24156,7 +24130,7 @@
               <w:jc w:val="left"/>
             </w:pPr>
             <w:r>
-              <w:t xml:space="preserve">电阻率、热导率、比热按纯铂；持久强度、热膨胀按牌号</w:t>
+              <w:t xml:space="preserve">电阻率、热导率、比热、持久强度、热膨胀按牌号（电、热数据不全的牌号退回纯铂）；密度、熔点、焊接常数按纯铂</w:t>
             </w:r>
           </w:p>
         </w:tc>
@@ -27027,19 +27001,19 @@
               <w:jc w:val="left"/>
             </w:pPr>
             <w:r>
-              <w:t xml:space="preserve">求解链一律按纯铂</w:t>
-            </w:r>
-          </w:p>
-        </w:tc>
-        <w:tc>
-          <w:tcPr/>
-          <w:p>
-            <w:pPr>
-              <w:pStyle w:val="Compact"/>
-              <w:jc w:val="left"/>
-            </w:pPr>
-            <w:r>
-              <w:t xml:space="preserve">对纯铂无差；对铂铑合金差量大，方向未推（第 4.9 节）</w:t>
+              <w:t xml:space="preserve">已接进求解链（默认 Pt 逐位不变）</w:t>
+            </w:r>
+          </w:p>
+        </w:tc>
+        <w:tc>
+          <w:tcPr/>
+          <w:p>
+            <w:pPr>
+              <w:pStyle w:val="Compact"/>
+              <w:jc w:val="left"/>
+            </w:pPr>
+            <w:r>
+              <w:t xml:space="preserve">选非纯铂牌号的整线算例还没有整线判过，各判据往哪边推没有算过（第 4.9 节）</w:t>
             </w:r>
             <w:r>
               <w:t xml:space="preserve"> </w:t>

--- a/docs/Pt_理论模型_v7.0.docx
+++ b/docs/Pt_理论模型_v7.0.docx
@@ -3729,7 +3729,56 @@
         <w:pStyle w:val="BodyText"/>
       </w:pPr>
       <w:r>
-        <w:t xml:space="preserve">边界条件：舌端压接段整面贴铜排，整段取同一电位；管孔一侧取零电位；其余边界零通量。</w:t>
+        <w:t xml:space="preserve">边界条件：舌端压接段整面贴铜排，整段取同一电位；管孔一侧取零电位，施加在孔边界的弧面上——每条弧面一条面导度</w:t>
+      </w:r>
+      <w:r>
+        <w:t xml:space="preserve"> </w:t>
+      </w:r>
+      <m:oMath>
+        <m:r>
+          <m:t>g</m:t>
+        </m:r>
+        <m:r>
+          <m:rPr>
+            <m:sty m:val="p"/>
+          </m:rPr>
+          <m:t>=</m:t>
+        </m:r>
+        <m:r>
+          <m:t>σ</m:t>
+        </m:r>
+        <m:r>
+          <m:t>t</m:t>
+        </m:r>
+        <m:r>
+          <m:t>L</m:t>
+        </m:r>
+        <m:r>
+          <m:rPr>
+            <m:sty m:val="p"/>
+          </m:rPr>
+          <m:t>/</m:t>
+        </m:r>
+        <m:r>
+          <m:t>d</m:t>
+        </m:r>
+      </m:oMath>
+      <w:r>
+        <w:t xml:space="preserve"> </w:t>
+      </w:r>
+      <w:r>
+        <w:t xml:space="preserve">接到零电位，</w:t>
+      </w:r>
+      <m:oMath>
+        <m:r>
+          <m:t>d</m:t>
+        </m:r>
+      </m:oMath>
+      <w:r>
+        <w:t xml:space="preserve"> </w:t>
+      </w:r>
+      <w:r>
+        <w:t xml:space="preserve">为格形心到孔圆的法向距，与压接面同一写法；其余边界零通量。</w:t>
       </w:r>
     </w:p>
     <w:p>
@@ -3796,7 +3845,7 @@
         <w:pStyle w:val="BodyText"/>
       </w:pPr>
       <w:r>
-        <w:t xml:space="preserve">仍开放的一处：管孔边的格目前是整格取零电位，还不是在孔边界面上取零电位。几何走一小步，被钉住的格就可能换一批，电极位置因此带半格量级的跳动。</w:t>
+        <w:t xml:space="preserve">孔边零电位施加在弧面上是 2026-09-23 改的；此前是把带孔面的格整格取零电位，几何走一小步被钉住的格就换一批，电极位置带半格量级的跳动。改后：盘径、舌半宽、孔径三根小步扫描里导航对判决的电阻误差台阶最大 0.073／0.097／0.067 %（门 0.2 %，改前有 3／5／2 个点超），切点附近每 0.001 mm 取样、10 种相位全判，最大 0.071 %；电功率闭合 0.9998～1.0004（改前 1.0034～1.0093）；W08 的 J 峰随加密不再增大（导航／判决／细 14.42／14.40／14.40，改前 14.58／15.29／16.05）。跳幅变小了，没有消失。改后暴露出来、仍开放的：Heater1 锥形舌 ×0.25 档舌端电极角那一格成为全体 J 峰，三档极差 6.0 %（门 5 %，红着交）；导航网格在 R31 上管孔抽热对判决差 −0.525 W（门 0.5 W，红着交）；图纸路径的孔弧在栅格原点不巧时缺一段（W08 R31 判决档缺 2.14 mm，改前就有）。</w:t>
       </w:r>
     </w:p>
     <w:tbl>
@@ -8730,7 +8779,59 @@
               <w:t xml:space="preserve"> </w:t>
             </w:r>
             <w:r>
-              <w:t xml:space="preserve">× 弧长 ÷ 材料形心到弧中点的距离</w:t>
+              <w:t xml:space="preserve">× 弧长 ÷ 格形心到孔圆的法向距</w:t>
+            </w:r>
+            <w:r>
+              <w:t xml:space="preserve"> </w:t>
+            </w:r>
+            <m:oMath>
+              <m:d>
+                <m:dPr>
+                  <m:begChr m:val="|"/>
+                  <m:endChr m:val="|"/>
+                  <m:sepChr m:val=""/>
+                  <m:grow/>
+                </m:dPr>
+                <m:e>
+                  <m:r>
+                    <m:t> </m:t>
+                  </m:r>
+                </m:e>
+              </m:d>
+              <m:r>
+                <m:t>C</m:t>
+              </m:r>
+              <m:d>
+                <m:dPr>
+                  <m:begChr m:val="|"/>
+                  <m:endChr m:val="|"/>
+                  <m:sepChr m:val=""/>
+                  <m:grow/>
+                </m:dPr>
+                <m:e>
+                  <m:r>
+                    <m:rPr>
+                      <m:sty m:val="p"/>
+                    </m:rPr>
+                    <m:t>−</m:t>
+                  </m:r>
+                  <m:sSub>
+                    <m:e>
+                      <m:r>
+                        <m:t>r</m:t>
+                      </m:r>
+                    </m:e>
+                    <m:sub>
+                      <m:r>
+                        <m:t>h</m:t>
+                      </m:r>
+                    </m:sub>
+                  </m:sSub>
+                </m:e>
+              </m:d>
+            </m:oMath>
+            <w:r>
+              <w:t xml:space="preserve">（2026-09-23 前为形心到弧中点的直线距离）</w:t>
             </w:r>
           </w:p>
         </w:tc>
@@ -17436,7 +17537,7 @@
         <w:pStyle w:val="BodyText"/>
       </w:pPr>
       <w:r>
-        <w:t xml:space="preserve">仍开放、不得当作已解决：电流场在管孔边仍按「带管孔面的格」整格定电位；发热按格而不是按面；圆盘分区按格心归属；中带作用半径仍跟舌长走。</w:t>
+        <w:t xml:space="preserve">仍开放、不得当作已解决：发热按格而不是按面（孔边改为面上定电位后电功率闭合已在 1e-3 以内，改按面的必要性变小）；圆盘分区按格心归属；中带作用半径仍跟舌长走。电流场在管孔边的整格定电位已于 2026-09-23 改为孔面上定电位（第 4.3 节）。</w:t>
       </w:r>
     </w:p>
     <w:bookmarkEnd w:id="60"/>
@@ -20068,7 +20169,7 @@
         <w:pStyle w:val="FirstParagraph"/>
       </w:pPr>
       <w:r>
-        <w:t xml:space="preserve">以下四处不得当作已解决：电流场按带管孔面的格整格钉电位；发热按格而非按面；分区按格心归属；细区半径跟舌长走。</w:t>
+        <w:t xml:space="preserve">以下三处不得当作已解决：发热按格而非按面；分区按格心归属；细区半径跟舌长走。电流场按带管孔面的格整格钉电位那一处已于 2026-09-23 改为孔面上定电位，改后暴露的两条红门（舌端电极角 J 峰、导航网格管孔抽热）照实列在第 4.3 节。</w:t>
       </w:r>
     </w:p>
     <w:bookmarkEnd w:id="73"/>
@@ -27276,31 +27377,31 @@
               <w:jc w:val="left"/>
             </w:pPr>
             <w:r>
-              <w:t xml:space="preserve">网格层 F3／F4／F6／F7</w:t>
-            </w:r>
-          </w:p>
-        </w:tc>
-        <w:tc>
-          <w:tcPr/>
-          <w:p>
-            <w:pPr>
-              <w:pStyle w:val="Compact"/>
-              <w:jc w:val="left"/>
-            </w:pPr>
-            <w:r>
-              <w:t xml:space="preserve">发热按格；分区按格心；孔边整格定电位；细区半径跟舌长走</w:t>
-            </w:r>
-          </w:p>
-        </w:tc>
-        <w:tc>
-          <w:tcPr/>
-          <w:p>
-            <w:pPr>
-              <w:pStyle w:val="Compact"/>
-              <w:jc w:val="left"/>
-            </w:pPr>
-            <w:r>
-              <w:t xml:space="preserve">未做，照实列出（第 9 章）</w:t>
+              <w:t xml:space="preserve">网格层 F3／F4／F7</w:t>
+            </w:r>
+          </w:p>
+        </w:tc>
+        <w:tc>
+          <w:tcPr/>
+          <w:p>
+            <w:pPr>
+              <w:pStyle w:val="Compact"/>
+              <w:jc w:val="left"/>
+            </w:pPr>
+            <w:r>
+              <w:t xml:space="preserve">发热按格；分区按格心；细区半径跟舌长走</w:t>
+            </w:r>
+          </w:p>
+        </w:tc>
+        <w:tc>
+          <w:tcPr/>
+          <w:p>
+            <w:pPr>
+              <w:pStyle w:val="Compact"/>
+              <w:jc w:val="left"/>
+            </w:pPr>
+            <w:r>
+              <w:t xml:space="preserve">未做，照实列出（第 9 章）；F6 孔边整格定电位 2026-09-23 已改为孔面上定电位，两条新暴露的门槛门红着交</w:t>
             </w:r>
             <w:r>
               <w:t xml:space="preserve"> </w:t>
@@ -27455,7 +27556,7 @@
         <w:pStyle w:val="Compact"/>
       </w:pPr>
       <w:r>
-        <w:t xml:space="preserve">网格：解析板逐格精确积分、面长按有料长度、管孔边界为圆弧、碎格并入邻格；仍开放的四处照实列出。</w:t>
+        <w:t xml:space="preserve">网格：解析板逐格精确积分、面长按有料长度、管孔边界为圆弧、碎格并入邻格；孔边零电位与管温都施加在弧面上、距离取法向距（2026-09-23）；仍开放的三处照实列出。</w:t>
       </w:r>
     </w:p>
     <w:p>

--- a/docs/Pt_理论模型_v7.0.docx
+++ b/docs/Pt_理论模型_v7.0.docx
@@ -3845,7 +3845,7 @@
         <w:pStyle w:val="BodyText"/>
       </w:pPr>
       <w:r>
-        <w:t xml:space="preserve">孔边零电位施加在弧面上是 2026-09-23 改的；此前是把带孔面的格整格取零电位，几何走一小步被钉住的格就换一批，电极位置带半格量级的跳动。改后：盘径、舌半宽、孔径三根小步扫描里导航对判决的电阻误差台阶最大 0.073／0.097／0.067 %（门 0.2 %，改前有 3／5／2 个点超），切点附近每 0.001 mm 取样、10 种相位全判，最大 0.071 %；电功率闭合 0.9998～1.0004（改前 1.0034～1.0093）；W08 的 J 峰随加密不再增大（导航／判决／细 14.42／14.40／14.40，改前 14.58／15.29／16.05）。跳幅变小了，没有消失。改后暴露出来、仍开放的：Heater1 锥形舌 ×0.25 档舌端电极角那一格成为全体 J 峰，三档极差 6.0 %（门 5 %，红着交）；导航网格在 R31 上管孔抽热对判决差 −0.525 W（门 0.5 W，红着交）；图纸路径的孔弧在栅格原点不巧时缺一段（W08 R31 判决档缺 2.14 mm，改前就有）。</w:t>
+        <w:t xml:space="preserve">孔边零电位施加在弧面上是 2026-09-23 改的；此前是把带孔面的格整格取零电位，几何走一小步被钉住的格就换一批，电极位置带半格量级的跳动。改后：盘径、舌半宽、孔径三根小步扫描里导航对判决的电阻误差台阶最大 0.073／0.097／0.067 %（门 0.2 %，改前有 3／5／2 个点超），切点附近每 0.001 mm 取样、10 种相位全判，最大 0.071 %；电功率闭合 0.9998～1.0004（改前 1.0034～1.0093）；W08 的 J 峰随加密不再增大（导航／判决／细 14.42／14.40／14.40，改前 14.58／15.29／16.05）。跳幅变小了，没有消失。改后暴露出来、仍开放的：Heater1 锥形舌 ×0.25 档舌端电极角那一格成为全体 J 峰，三档极差 6.0 %（门 5 %，红着交）；导航网格在 R31 上管孔抽热对判决差 −0.525 W（门 0.5 W，红着交）；图纸路径的孔弧在栅格原点不巧时缺一段（W08 R31 判决档缺 2.14 mm，改前就有）。同日加了只量不判的诊断：图纸路径每片的孔弧覆盖率、最长缺口与角位，以及图纸孔半径与管内径/2 + 壁厚的核对；缺口或失配时写进结果说明，判据照常出数。</w:t>
       </w:r>
     </w:p>
     <w:tbl>
